--- a/klagomål/A 59243-2025 FSC-klagomål.docx
+++ b/klagomål/A 59243-2025 FSC-klagomål.docx
@@ -1104,7 +1104,7 @@
     <w:r>
       <w:tab/>
       <w:tab/>
-      <w:t>2025-12-21</w:t>
+      <w:t>2025-12-22</w:t>
       <w:br/>
       <w:br/>
     </w:r>

--- a/klagomål/A 59243-2025 FSC-klagomål.docx
+++ b/klagomål/A 59243-2025 FSC-klagomål.docx
@@ -1104,7 +1104,7 @@
     <w:r>
       <w:tab/>
       <w:tab/>
-      <w:t>2025-12-22</w:t>
+      <w:t>2025-12-26</w:t>
       <w:br/>
       <w:br/>
     </w:r>

--- a/klagomål/A 59243-2025 FSC-klagomål.docx
+++ b/klagomål/A 59243-2025 FSC-klagomål.docx
@@ -1104,7 +1104,7 @@
     <w:r>
       <w:tab/>
       <w:tab/>
-      <w:t>2026-01-03</w:t>
+      <w:t>2026-01-04</w:t>
       <w:br/>
       <w:br/>
     </w:r>

--- a/klagomål/A 59243-2025 FSC-klagomål.docx
+++ b/klagomål/A 59243-2025 FSC-klagomål.docx
@@ -1104,7 +1104,7 @@
     <w:r>
       <w:tab/>
       <w:tab/>
-      <w:t>2026-01-07</w:t>
+      <w:t>2026-01-08</w:t>
       <w:br/>
       <w:br/>
     </w:r>

--- a/klagomål/A 59243-2025 FSC-klagomål.docx
+++ b/klagomål/A 59243-2025 FSC-klagomål.docx
@@ -1104,7 +1104,7 @@
     <w:r>
       <w:tab/>
       <w:tab/>
-      <w:t>2026-01-08</w:t>
+      <w:t>2026-01-09</w:t>
       <w:br/>
       <w:br/>
     </w:r>

--- a/klagomål/A 59243-2025 FSC-klagomål.docx
+++ b/klagomål/A 59243-2025 FSC-klagomål.docx
@@ -1104,7 +1104,7 @@
     <w:r>
       <w:tab/>
       <w:tab/>
-      <w:t>2026-01-09</w:t>
+      <w:t>2026-01-10</w:t>
       <w:br/>
       <w:br/>
     </w:r>

--- a/klagomål/A 59243-2025 FSC-klagomål.docx
+++ b/klagomål/A 59243-2025 FSC-klagomål.docx
@@ -1104,7 +1104,7 @@
     <w:r>
       <w:tab/>
       <w:tab/>
-      <w:t>2026-01-10</w:t>
+      <w:t>2026-01-11</w:t>
       <w:br/>
       <w:br/>
     </w:r>

--- a/klagomål/A 59243-2025 FSC-klagomål.docx
+++ b/klagomål/A 59243-2025 FSC-klagomål.docx
@@ -1104,7 +1104,7 @@
     <w:r>
       <w:tab/>
       <w:tab/>
-      <w:t>2026-01-11</w:t>
+      <w:t>2026-01-12</w:t>
       <w:br/>
       <w:br/>
     </w:r>

--- a/klagomål/A 59243-2025 FSC-klagomål.docx
+++ b/klagomål/A 59243-2025 FSC-klagomål.docx
@@ -1104,7 +1104,7 @@
     <w:r>
       <w:tab/>
       <w:tab/>
-      <w:t>2026-01-12</w:t>
+      <w:t>2026-01-13</w:t>
       <w:br/>
       <w:br/>
     </w:r>

--- a/klagomål/A 59243-2025 FSC-klagomål.docx
+++ b/klagomål/A 59243-2025 FSC-klagomål.docx
@@ -1104,7 +1104,7 @@
     <w:r>
       <w:tab/>
       <w:tab/>
-      <w:t>2026-01-13</w:t>
+      <w:t>2026-01-14</w:t>
       <w:br/>
       <w:br/>
     </w:r>

--- a/klagomål/A 59243-2025 FSC-klagomål.docx
+++ b/klagomål/A 59243-2025 FSC-klagomål.docx
@@ -1104,7 +1104,7 @@
     <w:r>
       <w:tab/>
       <w:tab/>
-      <w:t>2026-01-14</w:t>
+      <w:t>2026-01-15</w:t>
       <w:br/>
       <w:br/>
     </w:r>

--- a/klagomål/A 59243-2025 FSC-klagomål.docx
+++ b/klagomål/A 59243-2025 FSC-klagomål.docx
@@ -1104,7 +1104,7 @@
     <w:r>
       <w:tab/>
       <w:tab/>
-      <w:t>2026-01-15</w:t>
+      <w:t>2026-01-16</w:t>
       <w:br/>
       <w:br/>
     </w:r>

--- a/klagomål/A 59243-2025 FSC-klagomål.docx
+++ b/klagomål/A 59243-2025 FSC-klagomål.docx
@@ -1104,7 +1104,7 @@
     <w:r>
       <w:tab/>
       <w:tab/>
-      <w:t>2026-01-16</w:t>
+      <w:t>2026-01-17</w:t>
       <w:br/>
       <w:br/>
     </w:r>

--- a/klagomål/A 59243-2025 FSC-klagomål.docx
+++ b/klagomål/A 59243-2025 FSC-klagomål.docx
@@ -1104,7 +1104,7 @@
     <w:r>
       <w:tab/>
       <w:tab/>
-      <w:t>2026-01-17</w:t>
+      <w:t>2026-01-18</w:t>
       <w:br/>
       <w:br/>
     </w:r>

--- a/klagomål/A 59243-2025 FSC-klagomål.docx
+++ b/klagomål/A 59243-2025 FSC-klagomål.docx
@@ -1104,7 +1104,7 @@
     <w:r>
       <w:tab/>
       <w:tab/>
-      <w:t>2026-01-18</w:t>
+      <w:t>2026-01-19</w:t>
       <w:br/>
       <w:br/>
     </w:r>

--- a/klagomål/A 59243-2025 FSC-klagomål.docx
+++ b/klagomål/A 59243-2025 FSC-klagomål.docx
@@ -1104,7 +1104,7 @@
     <w:r>
       <w:tab/>
       <w:tab/>
-      <w:t>2026-01-19</w:t>
+      <w:t>2026-01-20</w:t>
       <w:br/>
       <w:br/>
     </w:r>

--- a/klagomål/A 59243-2025 FSC-klagomål.docx
+++ b/klagomål/A 59243-2025 FSC-klagomål.docx
@@ -1104,7 +1104,7 @@
     <w:r>
       <w:tab/>
       <w:tab/>
-      <w:t>2026-01-20</w:t>
+      <w:t>2026-01-21</w:t>
       <w:br/>
       <w:br/>
     </w:r>

--- a/klagomål/A 59243-2025 FSC-klagomål.docx
+++ b/klagomål/A 59243-2025 FSC-klagomål.docx
@@ -1104,7 +1104,7 @@
     <w:r>
       <w:tab/>
       <w:tab/>
-      <w:t>2026-01-21</w:t>
+      <w:t>2026-01-23</w:t>
       <w:br/>
       <w:br/>
     </w:r>

--- a/klagomål/A 59243-2025 FSC-klagomål.docx
+++ b/klagomål/A 59243-2025 FSC-klagomål.docx
@@ -1104,7 +1104,7 @@
     <w:r>
       <w:tab/>
       <w:tab/>
-      <w:t>2026-01-23</w:t>
+      <w:t>2026-01-24</w:t>
       <w:br/>
       <w:br/>
     </w:r>

--- a/klagomål/A 59243-2025 FSC-klagomål.docx
+++ b/klagomål/A 59243-2025 FSC-klagomål.docx
@@ -1104,7 +1104,7 @@
     <w:r>
       <w:tab/>
       <w:tab/>
-      <w:t>2026-01-24</w:t>
+      <w:t>2026-01-25</w:t>
       <w:br/>
       <w:br/>
     </w:r>

--- a/klagomål/A 59243-2025 FSC-klagomål.docx
+++ b/klagomål/A 59243-2025 FSC-klagomål.docx
@@ -1104,7 +1104,7 @@
     <w:r>
       <w:tab/>
       <w:tab/>
-      <w:t>2026-01-25</w:t>
+      <w:t>2026-01-26</w:t>
       <w:br/>
       <w:br/>
     </w:r>

--- a/klagomål/A 59243-2025 FSC-klagomål.docx
+++ b/klagomål/A 59243-2025 FSC-klagomål.docx
@@ -1104,7 +1104,7 @@
     <w:r>
       <w:tab/>
       <w:tab/>
-      <w:t>2026-01-26</w:t>
+      <w:t>2026-01-27</w:t>
       <w:br/>
       <w:br/>
     </w:r>

--- a/klagomål/A 59243-2025 FSC-klagomål.docx
+++ b/klagomål/A 59243-2025 FSC-klagomål.docx
@@ -1104,7 +1104,7 @@
     <w:r>
       <w:tab/>
       <w:tab/>
-      <w:t>2026-01-27</w:t>
+      <w:t>2026-01-28</w:t>
       <w:br/>
       <w:br/>
     </w:r>

--- a/klagomål/A 59243-2025 FSC-klagomål.docx
+++ b/klagomål/A 59243-2025 FSC-klagomål.docx
@@ -112,7 +112,7 @@
         <w:pStyle w:val="ListBullet"/>
       </w:pPr>
       <w:r>
-        <w:t>Om ett ombud (tex Norra skog eller Mellanskog) avverkningsanmäler en skog med naturvärden motsvarande nyckelbiotops kvalité men markägaren inte är FSC certifierad, bör du skicka in ett FSC kontrollerat virke klagomål. Då ska klagomålet skickas till ombudsföretaget.</w:t>
+        <w:t>Om ett ombud (tex Norra skog eller Mellanskog) avverkningsanmäler en skog med naturvärden motsvarande nyckelbiotops kvalitet men markägaren inte är FSC certifierad, bör du skicka in ett FSC kontrollerat virke klagomål. Då ska klagomålet skickas till ombudsföretaget.</w:t>
       </w:r>
     </w:p>
     <w:p>
@@ -254,7 +254,25 @@
         <w:t>Rynkskinn (VU)</w:t>
       </w:r>
       <w:r>
-        <w:t>, rödlistad som sårbar, är en vednedbrytare som växer på grova granlågor och ingår i en karaktäristisk association av vedsvampar knutna till urskogsartade barrskogar. Den har klassificerats som en “urskogsindikator” och är placerad i toppen av Skogsstyrelsens värdepyramid för bedömning av skog med höga naturvärden. Allt tyder på att rynkskinn är mycket känslig för skogliga ingrepp (Nitare &amp; Skogsstyrelsen, 2019; SLU Artdatabanken, 2024).</w:t>
+        <w:t xml:space="preserve">, rödlistad som sårbar, är en vednedbrytare som växer på grova granlågor och ingår i en karaktäristisk association av vedsvampar knutna till urskogsartade barrskogar. Den har klassificerats som en “urskogsindikator” och är placerad i toppen av Skogsstyrelsens värdepyramid för bedömning av skog med höga naturvärden. Allt tyder på att rynkskinn är mycket känslig för skogliga ingrepp. Rynkskinn är typisk art för </w:t>
+      </w:r>
+      <w:r>
+        <w:rPr>
+          <w:i/>
+        </w:rPr>
+        <w:t xml:space="preserve">9010 Taiga, 9050 Näringsrik granskog </w:t>
+      </w:r>
+      <w:r>
+        <w:t>och</w:t>
+      </w:r>
+      <w:r>
+        <w:rPr>
+          <w:i/>
+        </w:rPr>
+        <w:t xml:space="preserve"> 9030 Landhöjningsskog</w:t>
+      </w:r>
+      <w:r>
+        <w:t xml:space="preserve"> (Nitare &amp; Skogsstyrelsen, 2019; SLU Artdatabanken, 2024).</w:t>
       </w:r>
     </w:p>
     <w:p>
@@ -265,7 +283,25 @@
         <w:t xml:space="preserve">Tallticka (NT) </w:t>
       </w:r>
       <w:r>
-        <w:t>uppträder först på tallar som är 100–150 år gamla men är vanligast på träd som är runt 150–200 år eller äldre. I skogslandskapet är den främst knuten till tallnaturskogar och restbiotoper med biologiskt gamla träd och signalerar vanligtvis skyddsvärda tallbestånd med höga naturvärden (SLU Artdatabanken, 2023; Nitare &amp; Skogsstyrelsen, 2019).</w:t>
+        <w:t xml:space="preserve">uppträder först på tallar som är 100–150 år gamla men är vanligast på träd som är runt 150–200 år eller äldre. I skogslandskapet är den främst knuten till tallnaturskogar och restbiotoper med biologiskt gamla träd och signalerar vanligtvis skyddsvärda tallbestånd med höga naturvärden. Tallticka är typisk art för </w:t>
+      </w:r>
+      <w:r>
+        <w:rPr>
+          <w:i/>
+        </w:rPr>
+        <w:t xml:space="preserve">9010 Taiga </w:t>
+      </w:r>
+      <w:r>
+        <w:t xml:space="preserve">och </w:t>
+      </w:r>
+      <w:r>
+        <w:rPr>
+          <w:i/>
+        </w:rPr>
+        <w:t>9060 Åsbarrskog</w:t>
+      </w:r>
+      <w:r>
+        <w:t xml:space="preserve"> (SLU Artdatabanken, 2023; Nitare &amp; Skogsstyrelsen, 2019).</w:t>
       </w:r>
     </w:p>
     <w:p>
@@ -276,7 +312,25 @@
         <w:t>Ullticka (NT)</w:t>
       </w:r>
       <w:r>
-        <w:t xml:space="preserve"> är knuten till restbestånd av barrnaturskog och förekommer med ett tydligt optimum i orörda eller måttligt påverkade gamla granskogar där det föreligger viss kontinuitet av grov död ved. Ullticka är en bra signalart inom hela sitt utbredningsområde och i södra Sverige är den sällsynt och en god signalart för skyddsvärda granskogsmiljöer. Den hotas av avverkning och fragmentering av naturskog och äldre granskog med lång trädkontinuitet. På ullticka kan ibland ulltickeporing (VU) påträffas - det är en sällsynt ticka som nyligen delats upp i tre olika arter: </w:t>
+        <w:t xml:space="preserve"> är knuten till restbestånd av barrnaturskog och förekommer med ett tydligt optimum i orörda eller måttligt påverkade gamla granskogar där det föreligger viss kontinuitet av grov död ved. Ullticka är en bra signalart inom hela sitt utbredningsområde och i södra Sverige är den sällsynt och en god signalart för skyddsvärda granskogsmiljöer. Den hotas av avverkning och fragmentering av naturskog och äldre granskog med lång trädkontinuitet. Ullticka är typisk art för </w:t>
+      </w:r>
+      <w:r>
+        <w:rPr>
+          <w:i/>
+        </w:rPr>
+        <w:t xml:space="preserve">9010 Taiga, 9050 Näringsrik granskog </w:t>
+      </w:r>
+      <w:r>
+        <w:t xml:space="preserve">och </w:t>
+      </w:r>
+      <w:r>
+        <w:rPr>
+          <w:i/>
+        </w:rPr>
+        <w:t>9030 Landhöjningsskog</w:t>
+      </w:r>
+      <w:r>
+        <w:t xml:space="preserve">. På ullticka kan ibland ulltickeporing (VU) påträffas - det är en sällsynt ticka som nyligen delats upp i tre olika arter: </w:t>
       </w:r>
       <w:r>
         <w:rPr>
@@ -305,7 +359,16 @@
         <w:t>Vedskivlav (NT)</w:t>
       </w:r>
       <w:r>
-        <w:t xml:space="preserve"> växer på gammal, torr, exponerad, hård kärnved av framförallt tall i naturskogsartade bestånd. Avverkning av tallskog av naturskogskaraktär med spår av återkommande bränder är ett hot. Mängden lämplig ved att växa på för vedskivlav minskar, dels på grund av naturlig nedbrytning men framförallt på grund av att de förstörs i samband med slutavverkningar, gallringar och markberedning. Tall- och blandbarrskogar av naturskogskaraktär med spår av återkommande bränder bör skyddas (SLU Artdatabanken, 2024).</w:t>
+        <w:t xml:space="preserve"> växer på gammal, torr, exponerad, hård kärnved av framförallt tall i naturskogsartade bestånd. Avverkning av tallskog av naturskogskaraktär med spår av återkommande bränder är ett hot. Mängden lämplig ved att växa på för vedskivlav minskar, dels på grund av naturlig nedbrytning men framförallt på grund av att de förstörs i samband med slutavverkningar, gallringar och markberedning. Tall- och blandbarrskogar av naturskogskaraktär med spår av återkommande bränder bör skyddas. Vedskivlav är typisk art för </w:t>
+      </w:r>
+      <w:r>
+        <w:rPr>
+          <w:i/>
+        </w:rPr>
+        <w:t>9010 Taiga</w:t>
+      </w:r>
+      <w:r>
+        <w:t xml:space="preserve"> (SLU Artdatabanken, 2024).</w:t>
       </w:r>
     </w:p>
     <w:p>
@@ -343,7 +406,25 @@
         <w:t>Knärot (VU, §8)</w:t>
       </w:r>
       <w:r>
-        <w:t xml:space="preserve"> är rödlistad som sårbar och fridlyst enligt 8§ artskyddsförordningen. En nyligen genomförd analys av 79 floraväktarlokaler indikerar att det behövs någonstans mellan 100 och 150 meters skyddszon för att en knärotspopulation inte ska dö ut på lång sikt (Sebestyén &amp; Sundberg, 2025). Detta ligger väl i linje med tidigare genomförda studier som visar att det krävs väl tilltagna buffertzoner för att knäroten inte ska ta skada av skogsbruksåtgärder i intilliggande skog (Johnson, 2014; Koelmeijer m.fl., 2022; Skogsstyrelsen, 2022). Arten är även känslig för gallring vilket framgår av Skogsstyrelsens egen vägledning för hänsyn till knärot (Skogsstyrelsen, 2022). För rika förekomster av knärot är reservatsbildning eller biotopskydd lämpliga åtgärder för att skydda den. På knärot kan den sällsynta rostsvampen </w:t>
+        <w:t xml:space="preserve"> är typisk art för </w:t>
+      </w:r>
+      <w:r>
+        <w:rPr>
+          <w:i/>
+        </w:rPr>
+        <w:t xml:space="preserve">9010 Taiga </w:t>
+      </w:r>
+      <w:r>
+        <w:t>och</w:t>
+      </w:r>
+      <w:r>
+        <w:rPr>
+          <w:i/>
+        </w:rPr>
+        <w:t xml:space="preserve"> 9050 Näringsrik granskog</w:t>
+      </w:r>
+      <w:r>
+        <w:t xml:space="preserve">, rödlistad som sårbar och fridlyst enligt 8§ artskyddsförordningen. En nyligen genomförd analys av 79 floraväktarlokaler indikerar att det behövs någonstans mellan 100 och 150 meters skyddszon för att en knärotspopulation inte ska dö ut på lång sikt (Sebestyén &amp; Sundberg, 2025). Detta ligger väl i linje med tidigare genomförda studier som visar att det krävs väl tilltagna buffertzoner för att knäroten inte ska ta skada av skogsbruksåtgärder i intilliggande skog (Johnson, 2014; Koelmeijer m.fl., 2022; Skogsstyrelsen, 2022). Arten är även känslig för gallring vilket framgår av Skogsstyrelsens egen vägledning för hänsyn till knärot (Skogsstyrelsen, 2022). För rika förekomster av knärot är reservatsbildning eller biotopskydd lämpliga åtgärder för att skydda den. På knärot kan den sällsynta rostsvampen </w:t>
       </w:r>
       <w:r>
         <w:rPr>
@@ -429,7 +510,25 @@
         <w:t>Spillkråka (NT, §4)</w:t>
       </w:r>
       <w:r>
-        <w:t xml:space="preserve"> är rödlistad som nära hotad och ingår i bilaga 1 i EU:s fågeldirektiv. Den minskar i population på grund av minskad tillgång på lämpliga bo- och födoträd och minskad födotillgång. Spillkråkans minskningstakt har uppgått till 19 (24–10) % under de senaste 15 åren. Minskningstakten för den svenska populationen bedöms vara nära gränsvärdet för Sårbar (VU) (A2bc). Skogsbruk med korta omloppstider och täta, homogena ungskogar utgör det största hotet, (SLU Artdatabanken, 2023).</w:t>
+        <w:t xml:space="preserve"> är rödlistad som nära hotad och ingår i bilaga 1 i EU:s fågeldirektiv. Den minskar i population på grund av minskad tillgång på lämpliga bo- och födoträd och minskad födotillgång. Spillkråkans minskningstakt har uppgått till 19 (24–10) % under de senaste 15 åren. Minskningstakten för den svenska populationen bedöms vara nära gränsvärdet för Sårbar (VU) (A2bc). Skogsbruk med korta omloppstider och täta, homogena ungskogar utgör det största hotet. Spillkråka är typisk art för </w:t>
+      </w:r>
+      <w:r>
+        <w:rPr>
+          <w:i/>
+        </w:rPr>
+        <w:t xml:space="preserve">9010 Taiga </w:t>
+      </w:r>
+      <w:r>
+        <w:t>och</w:t>
+      </w:r>
+      <w:r>
+        <w:rPr>
+          <w:i/>
+        </w:rPr>
+        <w:t xml:space="preserve"> 9740 Skogsbevuxen myr </w:t>
+      </w:r>
+      <w:r>
+        <w:t>(SLU Artdatabanken, 2023).</w:t>
       </w:r>
     </w:p>
     <w:p>
@@ -753,7 +852,25 @@
     </w:p>
     <w:p>
       <w:r>
-        <w:t>Knärot är fridlyst enligt 8 och 15 §§ artskyddsförordningen och klassad som sårbar (VU) enligt rödlistan 2020. Knärot är beroende av hög och jämn luftfuktighet i gamla, ostörda skogsmiljöer och är känslig för snabba förändringar av ljus-/vindförhållanden eller uttorkning. På grund av ett alltför intensivt skogsbruk har den minskat med 40 (25–50) % under de senaste 60 åren och i framtiden bedöms minskningstakten uppgå till 30 (20–40) %. Till följd av att arten har en dokumenterat högre minskningstakt i förhållande till sin generationstid än vad som tidigare varit känt (data från Riksskogstaxeringen) höjdes den till hotkategori sårbar (VU) i rödlistan 2020 (SLU Artdatabanken, 2024).</w:t>
+        <w:t xml:space="preserve">Knärot är typisk art för </w:t>
+      </w:r>
+      <w:r>
+        <w:rPr>
+          <w:i/>
+        </w:rPr>
+        <w:t xml:space="preserve">9010 Taiga </w:t>
+      </w:r>
+      <w:r>
+        <w:t>och</w:t>
+      </w:r>
+      <w:r>
+        <w:rPr>
+          <w:i/>
+        </w:rPr>
+        <w:t xml:space="preserve"> 9050 Näringsrik granskog</w:t>
+      </w:r>
+      <w:r>
+        <w:t>, fridlyst enligt 8 och 15 §§ artskyddsförordningen och klassad som sårbar (VU) enligt rödlistan 2020. Knärot är beroende av hög och jämn luftfuktighet i gamla, ostörda skogsmiljöer och är känslig för snabba förändringar av ljus-/vindförhållanden eller uttorkning. På grund av ett alltför intensivt skogsbruk har den minskat med 40 (25–50) % under de senaste 60 åren och i framtiden bedöms minskningstakten uppgå till 30 (20–40) %. Till följd av att arten har en dokumenterat högre minskningstakt i förhållande till sin generationstid än vad som tidigare varit känt (data från Riksskogstaxeringen) höjdes den till hotkategori sårbar (VU) i rödlistan 2020 (SLU Artdatabanken, 2024).</w:t>
       </w:r>
     </w:p>
     <w:p>
@@ -946,12 +1063,30 @@
     </w:p>
     <w:p>
       <w:r>
-        <w:t>Spillkråka (NT) är rödlistad som nära hotad, fridlyst enligt §4 Artskyddsförordningen och ingår i bilaga 1 i EU:s fågeldirektiv. Spillkråka lever i både barr- och blandskog liksom i ren lövskog. De tätaste populationerna tenderar att finnas i äldre, variationsrik blandskog med gott om död ved och gamla träd.</w:t>
+        <w:t xml:space="preserve">Spillkråka (NT) är rödlistad som nära hotad, fridlyst enligt §4 Artskyddsförordningen, typisk art för </w:t>
+      </w:r>
+      <w:r>
+        <w:rPr>
+          <w:i/>
+        </w:rPr>
+        <w:t xml:space="preserve">9010 Taiga </w:t>
+      </w:r>
+      <w:r>
+        <w:t>och</w:t>
+      </w:r>
+      <w:r>
+        <w:rPr>
+          <w:i/>
+        </w:rPr>
+        <w:t xml:space="preserve"> 9740 Skogsbevuxen myr</w:t>
+      </w:r>
+      <w:r>
+        <w:t xml:space="preserve"> och ingår i bilaga 1 i EU:s fågeldirektiv. Spillkråka lever i både barr- och blandskog liksom i ren lövskog. De tätaste populationerna tenderar att finnas i äldre, variationsrik blandskog med gott om död ved och gamla träd.</w:t>
       </w:r>
     </w:p>
     <w:p>
       <w:r>
-        <w:t>Varje par utnyttjar 400–1000 hektar skog beroende på skogens kvalitet. En minskning av populationen pågår på grund av minskad tillgång på lämpliga bo- och födoträd och minskad födotillgång. Spillkråkans minskningstakt har uppgått till 19 (24–10) % under de senaste 15 åren. Minskningstakten för den svenska populationen bedöms vara nära gränsvärdet för Sårbar (VU) (A2bc). Skogsbruk med korta omloppstider och täta, homogena ungskogar utgör det största hotet (Artdatabanken 2023).</w:t>
+        <w:t>Varje par utnyttjar 400–1000 hektar skog beroende på skogens kvalitet. En minskning av populationen pågår på grund av minskad tillgång på lämpliga bo- och födoträd och minskad födotillgång. Spillkråkans minskningstakt har uppgått till 19 (24–10) % under de senaste 15 åren. Minskningstakten för den svenska populationen bedöms vara nära gränsvärdet för Sårbar (VU) (A2bc). Skogsbruk med korta omloppstider och täta, homogena ungskogar utgör det största hotet (SLU Artdatabanken 2023).</w:t>
       </w:r>
     </w:p>
     <w:p>
@@ -1104,7 +1239,7 @@
     <w:r>
       <w:tab/>
       <w:tab/>
-      <w:t>2026-01-28</w:t>
+      <w:t>2026-01-29</w:t>
       <w:br/>
       <w:br/>
     </w:r>

--- a/klagomål/A 59243-2025 FSC-klagomål.docx
+++ b/klagomål/A 59243-2025 FSC-klagomål.docx
@@ -1239,7 +1239,7 @@
     <w:r>
       <w:tab/>
       <w:tab/>
-      <w:t>2026-01-29</w:t>
+      <w:t>2026-01-30</w:t>
       <w:br/>
       <w:br/>
     </w:r>

--- a/klagomål/A 59243-2025 FSC-klagomål.docx
+++ b/klagomål/A 59243-2025 FSC-klagomål.docx
@@ -1239,7 +1239,7 @@
     <w:r>
       <w:tab/>
       <w:tab/>
-      <w:t>2026-01-30</w:t>
+      <w:t>2026-01-31</w:t>
       <w:br/>
       <w:br/>
     </w:r>

--- a/klagomål/A 59243-2025 FSC-klagomål.docx
+++ b/klagomål/A 59243-2025 FSC-klagomål.docx
@@ -1239,7 +1239,7 @@
     <w:r>
       <w:tab/>
       <w:tab/>
-      <w:t>2026-01-31</w:t>
+      <w:t>2026-02-01</w:t>
       <w:br/>
       <w:br/>
     </w:r>

--- a/klagomål/A 59243-2025 FSC-klagomål.docx
+++ b/klagomål/A 59243-2025 FSC-klagomål.docx
@@ -1239,7 +1239,7 @@
     <w:r>
       <w:tab/>
       <w:tab/>
-      <w:t>2026-02-22</w:t>
+      <w:t>2026-02-23</w:t>
       <w:br/>
       <w:br/>
     </w:r>

--- a/klagomål/A 59243-2025 FSC-klagomål.docx
+++ b/klagomål/A 59243-2025 FSC-klagomål.docx
@@ -1239,7 +1239,7 @@
     <w:r>
       <w:tab/>
       <w:tab/>
-      <w:t>2026-02-23</w:t>
+      <w:t>2026-02-24</w:t>
       <w:br/>
       <w:br/>
     </w:r>

--- a/klagomål/A 59243-2025 FSC-klagomål.docx
+++ b/klagomål/A 59243-2025 FSC-klagomål.docx
@@ -1239,7 +1239,7 @@
     <w:r>
       <w:tab/>
       <w:tab/>
-      <w:t>2026-02-24</w:t>
+      <w:t>2026-02-25</w:t>
       <w:br/>
       <w:br/>
     </w:r>

--- a/klagomål/A 59243-2025 FSC-klagomål.docx
+++ b/klagomål/A 59243-2025 FSC-klagomål.docx
@@ -1239,7 +1239,7 @@
     <w:r>
       <w:tab/>
       <w:tab/>
-      <w:t>2026-02-25</w:t>
+      <w:t>2026-02-26</w:t>
       <w:br/>
       <w:br/>
     </w:r>

--- a/klagomål/A 59243-2025 FSC-klagomål.docx
+++ b/klagomål/A 59243-2025 FSC-klagomål.docx
@@ -1239,7 +1239,7 @@
     <w:r>
       <w:tab/>
       <w:tab/>
-      <w:t>2026-02-26</w:t>
+      <w:t>2026-02-28</w:t>
       <w:br/>
       <w:br/>
     </w:r>

--- a/klagomål/A 59243-2025 FSC-klagomål.docx
+++ b/klagomål/A 59243-2025 FSC-klagomål.docx
@@ -1239,7 +1239,7 @@
     <w:r>
       <w:tab/>
       <w:tab/>
-      <w:t>2026-02-28</w:t>
+      <w:t>2026-03-01</w:t>
       <w:br/>
       <w:br/>
     </w:r>

--- a/klagomål/A 59243-2025 FSC-klagomål.docx
+++ b/klagomål/A 59243-2025 FSC-klagomål.docx
@@ -1239,7 +1239,7 @@
     <w:r>
       <w:tab/>
       <w:tab/>
-      <w:t>2026-03-01</w:t>
+      <w:t>2026-03-02</w:t>
       <w:br/>
       <w:br/>
     </w:r>

--- a/klagomål/A 59243-2025 FSC-klagomål.docx
+++ b/klagomål/A 59243-2025 FSC-klagomål.docx
@@ -251,6 +251,17 @@
         <w:rPr>
           <w:b/>
         </w:rPr>
+        <w:t xml:space="preserve">Brandticka </w:t>
+      </w:r>
+      <w:r>
+        <w:t>förekommer främst i olikåldrig fuktig granskog med mycket död ved, ofta i kärrkanter eller vid bäckar på lokaler med hög luftfuktighet. Växer huvudsakligen på grova granlågor, någon enstaka gång på tall, asp eller björk, och verkar knuten till ved som först rötats av klibbticka. Arten var tidigare rödlistad men en sentida ökning, bland annat i barkborreangripna granplanteringar i sydligaste Skandinavien har förändrat hotbilden. Populationen i landet kan påverkas negativt av kalavverkning och ett skogsbruk som innebär att mängden grova granlågor minskar. Även dikning och gallring som leder till ett torrare mikroklimat på växtplatserna kan ha negativ inverkan. För att säkerställa en gynnsam bevarandestatus på sikt bör områdesskydd av artens livsmiljöer upprättas på ett sätt som tryggar livskraftiga populationer på landskapsnivå. Vid skogsbruk bör grov död ved och skyddszoner vid kärr och vattendrag lämnas, och träd tillåtas åldras och dö på ett sätt som skapar kontinuerlig tillgång på livsmiljöer (SLU Artdatabanken, 2025).</w:t>
+      </w:r>
+    </w:p>
+    <w:p>
+      <w:r>
+        <w:rPr>
+          <w:b/>
+        </w:rPr>
         <w:t>Rynkskinn (VU)</w:t>
       </w:r>
       <w:r>
@@ -1239,7 +1250,7 @@
     <w:r>
       <w:tab/>
       <w:tab/>
-      <w:t>2026-03-02</w:t>
+      <w:t>2026-03-03</w:t>
       <w:br/>
       <w:br/>
     </w:r>

--- a/klagomål/A 59243-2025 FSC-klagomål.docx
+++ b/klagomål/A 59243-2025 FSC-klagomål.docx
@@ -1250,7 +1250,7 @@
     <w:r>
       <w:tab/>
       <w:tab/>
-      <w:t>2026-03-03</w:t>
+      <w:t>2026-03-04</w:t>
       <w:br/>
       <w:br/>
     </w:r>

--- a/klagomål/A 59243-2025 FSC-klagomål.docx
+++ b/klagomål/A 59243-2025 FSC-klagomål.docx
@@ -1250,7 +1250,7 @@
     <w:r>
       <w:tab/>
       <w:tab/>
-      <w:t>2026-03-04</w:t>
+      <w:t>2026-03-05</w:t>
       <w:br/>
       <w:br/>
     </w:r>

--- a/klagomål/A 59243-2025 FSC-klagomål.docx
+++ b/klagomål/A 59243-2025 FSC-klagomål.docx
@@ -1250,7 +1250,7 @@
     <w:r>
       <w:tab/>
       <w:tab/>
-      <w:t>2026-03-05</w:t>
+      <w:t>2026-03-06</w:t>
       <w:br/>
       <w:br/>
     </w:r>

--- a/klagomål/A 59243-2025 FSC-klagomål.docx
+++ b/klagomål/A 59243-2025 FSC-klagomål.docx
@@ -1250,7 +1250,7 @@
     <w:r>
       <w:tab/>
       <w:tab/>
-      <w:t>2026-03-06</w:t>
+      <w:t>2026-03-07</w:t>
       <w:br/>
       <w:br/>
     </w:r>

--- a/klagomål/A 59243-2025 FSC-klagomål.docx
+++ b/klagomål/A 59243-2025 FSC-klagomål.docx
@@ -1250,7 +1250,7 @@
     <w:r>
       <w:tab/>
       <w:tab/>
-      <w:t>2026-03-07</w:t>
+      <w:t>2026-03-08</w:t>
       <w:br/>
       <w:br/>
     </w:r>

--- a/klagomål/A 59243-2025 FSC-klagomål.docx
+++ b/klagomål/A 59243-2025 FSC-klagomål.docx
@@ -1250,7 +1250,7 @@
     <w:r>
       <w:tab/>
       <w:tab/>
-      <w:t>2026-03-08</w:t>
+      <w:t>2026-03-09</w:t>
       <w:br/>
       <w:br/>
     </w:r>

--- a/klagomål/A 59243-2025 FSC-klagomål.docx
+++ b/klagomål/A 59243-2025 FSC-klagomål.docx
@@ -1250,7 +1250,7 @@
     <w:r>
       <w:tab/>
       <w:tab/>
-      <w:t>2026-03-09</w:t>
+      <w:t>2026-03-10</w:t>
       <w:br/>
       <w:br/>
     </w:r>

--- a/klagomål/A 59243-2025 FSC-klagomål.docx
+++ b/klagomål/A 59243-2025 FSC-klagomål.docx
@@ -521,7 +521,7 @@
         <w:t>Spillkråka (NT, §4)</w:t>
       </w:r>
       <w:r>
-        <w:t xml:space="preserve"> är rödlistad som nära hotad och ingår i bilaga 1 i EU:s fågeldirektiv. Den minskar i population på grund av minskad tillgång på lämpliga bo- och födoträd och minskad födotillgång. Spillkråkans minskningstakt har uppgått till 19 (24–10) % under de senaste 15 åren. Minskningstakten för den svenska populationen bedöms vara nära gränsvärdet för Sårbar (VU) (A2bc). Skogsbruk med korta omloppstider och täta, homogena ungskogar utgör det största hotet. Spillkråka är typisk art för </w:t>
+        <w:t xml:space="preserve"> är rödlistad som nära hotad och ingår i bilaga 1 i EU:s fågeldirektiv. Den minskar i population på grund av minskad tillgång på lämpliga bo- och födoträd och minskad födotillgång. Spillkråkans minskningstakt har uppgått till 19 (24–10) % under de senaste 15 åren och bedöms vara nära gränsvärdet för Sårbar (VU) (A2bc). Spillkråka är en nyckelart i skogliga miljöer vars övergivna bohål utnyttjas av flera andra hålhäckande fågelarter och fladdermöss. Den behöver grova träd, främst tall, asp och bok som boträd. Skogsbruk med korta omloppstider och täta, homogena ungskogar utgör det största hotet. Spillkråka är typisk art för </w:t>
       </w:r>
       <w:r>
         <w:rPr>
@@ -539,7 +539,7 @@
         <w:t xml:space="preserve"> 9740 Skogsbevuxen myr </w:t>
       </w:r>
       <w:r>
-        <w:t>(SLU Artdatabanken, 2023).</w:t>
+        <w:t>(SLU Artdatabanken, 2025; Skogsstyrelsen 2016).</w:t>
       </w:r>
     </w:p>
     <w:p>
@@ -1092,7 +1092,7 @@
         <w:t xml:space="preserve"> 9740 Skogsbevuxen myr</w:t>
       </w:r>
       <w:r>
-        <w:t xml:space="preserve"> och ingår i bilaga 1 i EU:s fågeldirektiv. Spillkråka lever i både barr- och blandskog liksom i ren lövskog. De tätaste populationerna tenderar att finnas i äldre, variationsrik blandskog med gott om död ved och gamla träd.</w:t>
+        <w:t xml:space="preserve"> och ingår i bilaga 1 i EU:s fågeldirektiv. Spillkråka lever i både barr- och blandskog liksom i ren lövskog. De tätaste populationerna tenderar att finnas i äldre, variationsrik blandskog med gott om död ved och gamla träd. Spillkråka är en nyckelart i skogliga miljöer vars övergivna bohål utnyttjas av flera andra hålhäckande fågelarter och fladdermöss (SLU Artdatabanken, 2023; Skogsstyrelsen 2016).</w:t>
       </w:r>
     </w:p>
     <w:p>
@@ -1110,7 +1110,21 @@
     </w:p>
     <w:p>
       <w:r>
-        <w:t xml:space="preserve">SLU Artdatabanken, 2021. </w:t>
+        <w:t xml:space="preserve">Skogsstyrelsen, 2016. </w:t>
+      </w:r>
+      <w:r>
+        <w:rPr>
+          <w:i/>
+        </w:rPr>
+        <w:t xml:space="preserve">Vägledning för hänsyn till spillkråka. </w:t>
+      </w:r>
+      <w:r>
+        <w:t>Vägledningar och kunskapsstöd artskydd – Skogsstyrelsen.</w:t>
+      </w:r>
+    </w:p>
+    <w:p>
+      <w:r>
+        <w:t xml:space="preserve">SLU Artdatabanken, 2023. </w:t>
       </w:r>
       <w:r>
         <w:rPr>
@@ -1250,7 +1264,7 @@
     <w:r>
       <w:tab/>
       <w:tab/>
-      <w:t>2026-03-10</w:t>
+      <w:t>2026-03-11</w:t>
       <w:br/>
       <w:br/>
     </w:r>

--- a/klagomål/A 59243-2025 FSC-klagomål.docx
+++ b/klagomål/A 59243-2025 FSC-klagomål.docx
@@ -1264,7 +1264,7 @@
     <w:r>
       <w:tab/>
       <w:tab/>
-      <w:t>2026-03-11</w:t>
+      <w:t>2026-03-12</w:t>
       <w:br/>
       <w:br/>
     </w:r>

--- a/klagomål/A 59243-2025 FSC-klagomål.docx
+++ b/klagomål/A 59243-2025 FSC-klagomål.docx
@@ -1264,7 +1264,7 @@
     <w:r>
       <w:tab/>
       <w:tab/>
-      <w:t>2026-03-12</w:t>
+      <w:t>2026-03-13</w:t>
       <w:br/>
       <w:br/>
     </w:r>
